--- a/tillsyn/A 16130-2025 tillsynsbegäran.docx
+++ b/tillsyn/A 16130-2025 tillsynsbegäran.docx
@@ -497,7 +497,7 @@
     <w:r>
       <w:tab/>
       <w:tab/>
-      <w:t>2025-06-13</w:t>
+      <w:t>2025-06-15</w:t>
       <w:br/>
       <w:br/>
     </w:r>

--- a/tillsyn/A 16130-2025 tillsynsbegäran.docx
+++ b/tillsyn/A 16130-2025 tillsynsbegäran.docx
@@ -497,7 +497,7 @@
     <w:r>
       <w:tab/>
       <w:tab/>
-      <w:t>2025-06-15</w:t>
+      <w:t>2025-06-16</w:t>
       <w:br/>
       <w:br/>
     </w:r>

--- a/tillsyn/A 16130-2025 tillsynsbegäran.docx
+++ b/tillsyn/A 16130-2025 tillsynsbegäran.docx
@@ -497,7 +497,7 @@
     <w:r>
       <w:tab/>
       <w:tab/>
-      <w:t>2025-06-16</w:t>
+      <w:t>2025-06-17</w:t>
       <w:br/>
       <w:br/>
     </w:r>

--- a/tillsyn/A 16130-2025 tillsynsbegäran.docx
+++ b/tillsyn/A 16130-2025 tillsynsbegäran.docx
@@ -497,7 +497,7 @@
     <w:r>
       <w:tab/>
       <w:tab/>
-      <w:t>2025-06-17</w:t>
+      <w:t>2025-06-18</w:t>
       <w:br/>
       <w:br/>
     </w:r>

--- a/tillsyn/A 16130-2025 tillsynsbegäran.docx
+++ b/tillsyn/A 16130-2025 tillsynsbegäran.docx
@@ -497,7 +497,7 @@
     <w:r>
       <w:tab/>
       <w:tab/>
-      <w:t>2025-06-18</w:t>
+      <w:t>2025-06-19</w:t>
       <w:br/>
       <w:br/>
     </w:r>

--- a/tillsyn/A 16130-2025 tillsynsbegäran.docx
+++ b/tillsyn/A 16130-2025 tillsynsbegäran.docx
@@ -497,7 +497,7 @@
     <w:r>
       <w:tab/>
       <w:tab/>
-      <w:t>2025-06-19</w:t>
+      <w:t>2025-06-20</w:t>
       <w:br/>
       <w:br/>
     </w:r>

--- a/tillsyn/A 16130-2025 tillsynsbegäran.docx
+++ b/tillsyn/A 16130-2025 tillsynsbegäran.docx
@@ -497,7 +497,7 @@
     <w:r>
       <w:tab/>
       <w:tab/>
-      <w:t>2025-06-20</w:t>
+      <w:t>2025-06-21</w:t>
       <w:br/>
       <w:br/>
     </w:r>

--- a/tillsyn/A 16130-2025 tillsynsbegäran.docx
+++ b/tillsyn/A 16130-2025 tillsynsbegäran.docx
@@ -497,7 +497,7 @@
     <w:r>
       <w:tab/>
       <w:tab/>
-      <w:t>2025-06-21</w:t>
+      <w:t>2025-06-22</w:t>
       <w:br/>
       <w:br/>
     </w:r>

--- a/tillsyn/A 16130-2025 tillsynsbegäran.docx
+++ b/tillsyn/A 16130-2025 tillsynsbegäran.docx
@@ -497,7 +497,7 @@
     <w:r>
       <w:tab/>
       <w:tab/>
-      <w:t>2025-06-22</w:t>
+      <w:t>2025-06-23</w:t>
       <w:br/>
       <w:br/>
     </w:r>

--- a/tillsyn/A 16130-2025 tillsynsbegäran.docx
+++ b/tillsyn/A 16130-2025 tillsynsbegäran.docx
@@ -497,7 +497,7 @@
     <w:r>
       <w:tab/>
       <w:tab/>
-      <w:t>2025-06-23</w:t>
+      <w:t>2025-06-24</w:t>
       <w:br/>
       <w:br/>
     </w:r>

--- a/tillsyn/A 16130-2025 tillsynsbegäran.docx
+++ b/tillsyn/A 16130-2025 tillsynsbegäran.docx
@@ -497,7 +497,7 @@
     <w:r>
       <w:tab/>
       <w:tab/>
-      <w:t>2025-06-24</w:t>
+      <w:t>2025-06-25</w:t>
       <w:br/>
       <w:br/>
     </w:r>

--- a/tillsyn/A 16130-2025 tillsynsbegäran.docx
+++ b/tillsyn/A 16130-2025 tillsynsbegäran.docx
@@ -497,7 +497,7 @@
     <w:r>
       <w:tab/>
       <w:tab/>
-      <w:t>2025-06-25</w:t>
+      <w:t>2025-06-26</w:t>
       <w:br/>
       <w:br/>
     </w:r>

--- a/tillsyn/A 16130-2025 tillsynsbegäran.docx
+++ b/tillsyn/A 16130-2025 tillsynsbegäran.docx
@@ -497,7 +497,7 @@
     <w:r>
       <w:tab/>
       <w:tab/>
-      <w:t>2025-06-26</w:t>
+      <w:t>2025-06-27</w:t>
       <w:br/>
       <w:br/>
     </w:r>

--- a/tillsyn/A 16130-2025 tillsynsbegäran.docx
+++ b/tillsyn/A 16130-2025 tillsynsbegäran.docx
@@ -497,7 +497,7 @@
     <w:r>
       <w:tab/>
       <w:tab/>
-      <w:t>2025-06-27</w:t>
+      <w:t>2025-06-28</w:t>
       <w:br/>
       <w:br/>
     </w:r>

--- a/tillsyn/A 16130-2025 tillsynsbegäran.docx
+++ b/tillsyn/A 16130-2025 tillsynsbegäran.docx
@@ -497,7 +497,7 @@
     <w:r>
       <w:tab/>
       <w:tab/>
-      <w:t>2025-06-28</w:t>
+      <w:t>2025-06-29</w:t>
       <w:br/>
       <w:br/>
     </w:r>

--- a/tillsyn/A 16130-2025 tillsynsbegäran.docx
+++ b/tillsyn/A 16130-2025 tillsynsbegäran.docx
@@ -497,7 +497,7 @@
     <w:r>
       <w:tab/>
       <w:tab/>
-      <w:t>2025-06-29</w:t>
+      <w:t>2025-06-30</w:t>
       <w:br/>
       <w:br/>
     </w:r>

--- a/tillsyn/A 16130-2025 tillsynsbegäran.docx
+++ b/tillsyn/A 16130-2025 tillsynsbegäran.docx
@@ -497,7 +497,7 @@
     <w:r>
       <w:tab/>
       <w:tab/>
-      <w:t>2025-06-30</w:t>
+      <w:t>2025-07-01</w:t>
       <w:br/>
       <w:br/>
     </w:r>

--- a/tillsyn/A 16130-2025 tillsynsbegäran.docx
+++ b/tillsyn/A 16130-2025 tillsynsbegäran.docx
@@ -497,7 +497,7 @@
     <w:r>
       <w:tab/>
       <w:tab/>
-      <w:t>2025-07-01</w:t>
+      <w:t>2025-07-02</w:t>
       <w:br/>
       <w:br/>
     </w:r>

--- a/tillsyn/A 16130-2025 tillsynsbegäran.docx
+++ b/tillsyn/A 16130-2025 tillsynsbegäran.docx
@@ -497,7 +497,7 @@
     <w:r>
       <w:tab/>
       <w:tab/>
-      <w:t>2025-07-02</w:t>
+      <w:t>2025-07-03</w:t>
       <w:br/>
       <w:br/>
     </w:r>

--- a/tillsyn/A 16130-2025 tillsynsbegäran.docx
+++ b/tillsyn/A 16130-2025 tillsynsbegäran.docx
@@ -497,7 +497,7 @@
     <w:r>
       <w:tab/>
       <w:tab/>
-      <w:t>2025-07-03</w:t>
+      <w:t>2025-07-04</w:t>
       <w:br/>
       <w:br/>
     </w:r>

--- a/tillsyn/A 16130-2025 tillsynsbegäran.docx
+++ b/tillsyn/A 16130-2025 tillsynsbegäran.docx
@@ -497,7 +497,7 @@
     <w:r>
       <w:tab/>
       <w:tab/>
-      <w:t>2025-07-04</w:t>
+      <w:t>2025-07-05</w:t>
       <w:br/>
       <w:br/>
     </w:r>

--- a/tillsyn/A 16130-2025 tillsynsbegäran.docx
+++ b/tillsyn/A 16130-2025 tillsynsbegäran.docx
@@ -497,7 +497,7 @@
     <w:r>
       <w:tab/>
       <w:tab/>
-      <w:t>2025-07-05</w:t>
+      <w:t>2025-07-06</w:t>
       <w:br/>
       <w:br/>
     </w:r>

--- a/tillsyn/A 16130-2025 tillsynsbegäran.docx
+++ b/tillsyn/A 16130-2025 tillsynsbegäran.docx
@@ -497,7 +497,7 @@
     <w:r>
       <w:tab/>
       <w:tab/>
-      <w:t>2025-07-06</w:t>
+      <w:t>2025-07-07</w:t>
       <w:br/>
       <w:br/>
     </w:r>

--- a/tillsyn/A 16130-2025 tillsynsbegäran.docx
+++ b/tillsyn/A 16130-2025 tillsynsbegäran.docx
@@ -497,7 +497,7 @@
     <w:r>
       <w:tab/>
       <w:tab/>
-      <w:t>2025-07-07</w:t>
+      <w:t>2025-07-08</w:t>
       <w:br/>
       <w:br/>
     </w:r>

--- a/tillsyn/A 16130-2025 tillsynsbegäran.docx
+++ b/tillsyn/A 16130-2025 tillsynsbegäran.docx
@@ -497,7 +497,7 @@
     <w:r>
       <w:tab/>
       <w:tab/>
-      <w:t>2025-07-08</w:t>
+      <w:t>2025-07-09</w:t>
       <w:br/>
       <w:br/>
     </w:r>

--- a/tillsyn/A 16130-2025 tillsynsbegäran.docx
+++ b/tillsyn/A 16130-2025 tillsynsbegäran.docx
@@ -497,7 +497,7 @@
     <w:r>
       <w:tab/>
       <w:tab/>
-      <w:t>2025-07-09</w:t>
+      <w:t>2025-07-11</w:t>
       <w:br/>
       <w:br/>
     </w:r>

--- a/tillsyn/A 16130-2025 tillsynsbegäran.docx
+++ b/tillsyn/A 16130-2025 tillsynsbegäran.docx
@@ -497,7 +497,7 @@
     <w:r>
       <w:tab/>
       <w:tab/>
-      <w:t>2025-07-11</w:t>
+      <w:t>2025-07-12</w:t>
       <w:br/>
       <w:br/>
     </w:r>

--- a/tillsyn/A 16130-2025 tillsynsbegäran.docx
+++ b/tillsyn/A 16130-2025 tillsynsbegäran.docx
@@ -497,7 +497,7 @@
     <w:r>
       <w:tab/>
       <w:tab/>
-      <w:t>2025-07-12</w:t>
+      <w:t>2025-07-13</w:t>
       <w:br/>
       <w:br/>
     </w:r>

--- a/tillsyn/A 16130-2025 tillsynsbegäran.docx
+++ b/tillsyn/A 16130-2025 tillsynsbegäran.docx
@@ -497,7 +497,7 @@
     <w:r>
       <w:tab/>
       <w:tab/>
-      <w:t>2025-07-13</w:t>
+      <w:t>2025-07-14</w:t>
       <w:br/>
       <w:br/>
     </w:r>

--- a/tillsyn/A 16130-2025 tillsynsbegäran.docx
+++ b/tillsyn/A 16130-2025 tillsynsbegäran.docx
@@ -535,7 +535,7 @@
     <w:r>
       <w:tab/>
       <w:tab/>
-      <w:t>2025-08-06</w:t>
+      <w:t>2025-08-09</w:t>
       <w:br/>
       <w:br/>
     </w:r>

--- a/tillsyn/A 16130-2025 tillsynsbegäran.docx
+++ b/tillsyn/A 16130-2025 tillsynsbegäran.docx
@@ -12,7 +12,7 @@
     </w:p>
     <w:p>
       <w:r>
-        <w:t>Detta dokument behandlar höga naturvärden i avverkningsanmälan A 16130-2025 i Skellefteå kommun. Denna avverkningsanmälan inkom 2025-04-03 och omfattar 21,9 ha.</w:t>
+        <w:t>Detta dokument behandlar höga naturvärden i avverkningsanmälan A 16130-2025 i Skellefteå kommun. Denna avverkningsanmälan inkom 2025-04-03 10:20:51 och omfattar 21,9 ha.</w:t>
       </w:r>
     </w:p>
     <w:p>

--- a/tillsyn/A 16130-2025 tillsynsbegäran.docx
+++ b/tillsyn/A 16130-2025 tillsynsbegäran.docx
@@ -535,7 +535,7 @@
     <w:r>
       <w:tab/>
       <w:tab/>
-      <w:t>2025-08-09</w:t>
+      <w:t>2025-08-10</w:t>
       <w:br/>
       <w:br/>
     </w:r>

--- a/tillsyn/A 16130-2025 tillsynsbegäran.docx
+++ b/tillsyn/A 16130-2025 tillsynsbegäran.docx
@@ -535,7 +535,7 @@
     <w:r>
       <w:tab/>
       <w:tab/>
-      <w:t>2025-08-10</w:t>
+      <w:t>2025-08-11</w:t>
       <w:br/>
       <w:br/>
     </w:r>

--- a/tillsyn/A 16130-2025 tillsynsbegäran.docx
+++ b/tillsyn/A 16130-2025 tillsynsbegäran.docx
@@ -535,7 +535,7 @@
     <w:r>
       <w:tab/>
       <w:tab/>
-      <w:t>2025-08-11</w:t>
+      <w:t>2025-08-12</w:t>
       <w:br/>
       <w:br/>
     </w:r>

--- a/tillsyn/A 16130-2025 tillsynsbegäran.docx
+++ b/tillsyn/A 16130-2025 tillsynsbegäran.docx
@@ -535,7 +535,7 @@
     <w:r>
       <w:tab/>
       <w:tab/>
-      <w:t>2025-08-12</w:t>
+      <w:t>2025-08-13</w:t>
       <w:br/>
       <w:br/>
     </w:r>

--- a/tillsyn/A 16130-2025 tillsynsbegäran.docx
+++ b/tillsyn/A 16130-2025 tillsynsbegäran.docx
@@ -535,7 +535,7 @@
     <w:r>
       <w:tab/>
       <w:tab/>
-      <w:t>2025-08-13</w:t>
+      <w:t>2025-08-14</w:t>
       <w:br/>
       <w:br/>
     </w:r>

--- a/tillsyn/A 16130-2025 tillsynsbegäran.docx
+++ b/tillsyn/A 16130-2025 tillsynsbegäran.docx
@@ -535,7 +535,7 @@
     <w:r>
       <w:tab/>
       <w:tab/>
-      <w:t>2025-08-14</w:t>
+      <w:t>2025-08-15</w:t>
       <w:br/>
       <w:br/>
     </w:r>

--- a/tillsyn/A 16130-2025 tillsynsbegäran.docx
+++ b/tillsyn/A 16130-2025 tillsynsbegäran.docx
@@ -535,7 +535,7 @@
     <w:r>
       <w:tab/>
       <w:tab/>
-      <w:t>2025-08-15</w:t>
+      <w:t>2025-08-16</w:t>
       <w:br/>
       <w:br/>
     </w:r>

--- a/tillsyn/A 16130-2025 tillsynsbegäran.docx
+++ b/tillsyn/A 16130-2025 tillsynsbegäran.docx
@@ -535,7 +535,7 @@
     <w:r>
       <w:tab/>
       <w:tab/>
-      <w:t>2025-08-16</w:t>
+      <w:t>2025-08-17</w:t>
       <w:br/>
       <w:br/>
     </w:r>

--- a/tillsyn/A 16130-2025 tillsynsbegäran.docx
+++ b/tillsyn/A 16130-2025 tillsynsbegäran.docx
@@ -535,7 +535,7 @@
     <w:r>
       <w:tab/>
       <w:tab/>
-      <w:t>2025-08-17</w:t>
+      <w:t>2025-08-18</w:t>
       <w:br/>
       <w:br/>
     </w:r>

--- a/tillsyn/A 16130-2025 tillsynsbegäran.docx
+++ b/tillsyn/A 16130-2025 tillsynsbegäran.docx
@@ -535,7 +535,7 @@
     <w:r>
       <w:tab/>
       <w:tab/>
-      <w:t>2025-08-18</w:t>
+      <w:t>2025-08-19</w:t>
       <w:br/>
       <w:br/>
     </w:r>

--- a/tillsyn/A 16130-2025 tillsynsbegäran.docx
+++ b/tillsyn/A 16130-2025 tillsynsbegäran.docx
@@ -535,7 +535,7 @@
     <w:r>
       <w:tab/>
       <w:tab/>
-      <w:t>2025-08-19</w:t>
+      <w:t>2025-08-20</w:t>
       <w:br/>
       <w:br/>
     </w:r>

--- a/tillsyn/A 16130-2025 tillsynsbegäran.docx
+++ b/tillsyn/A 16130-2025 tillsynsbegäran.docx
@@ -535,7 +535,7 @@
     <w:r>
       <w:tab/>
       <w:tab/>
-      <w:t>2025-08-20</w:t>
+      <w:t>2025-08-21</w:t>
       <w:br/>
       <w:br/>
     </w:r>

--- a/tillsyn/A 16130-2025 tillsynsbegäran.docx
+++ b/tillsyn/A 16130-2025 tillsynsbegäran.docx
@@ -535,7 +535,7 @@
     <w:r>
       <w:tab/>
       <w:tab/>
-      <w:t>2025-08-21</w:t>
+      <w:t>2025-08-22</w:t>
       <w:br/>
       <w:br/>
     </w:r>

--- a/tillsyn/A 16130-2025 tillsynsbegäran.docx
+++ b/tillsyn/A 16130-2025 tillsynsbegäran.docx
@@ -535,7 +535,7 @@
     <w:r>
       <w:tab/>
       <w:tab/>
-      <w:t>2025-08-22</w:t>
+      <w:t>2025-08-23</w:t>
       <w:br/>
       <w:br/>
     </w:r>

--- a/tillsyn/A 16130-2025 tillsynsbegäran.docx
+++ b/tillsyn/A 16130-2025 tillsynsbegäran.docx
@@ -535,7 +535,7 @@
     <w:r>
       <w:tab/>
       <w:tab/>
-      <w:t>2025-08-23</w:t>
+      <w:t>2025-08-24</w:t>
       <w:br/>
       <w:br/>
     </w:r>

--- a/tillsyn/A 16130-2025 tillsynsbegäran.docx
+++ b/tillsyn/A 16130-2025 tillsynsbegäran.docx
@@ -535,7 +535,7 @@
     <w:r>
       <w:tab/>
       <w:tab/>
-      <w:t>2025-08-24</w:t>
+      <w:t>2025-08-25</w:t>
       <w:br/>
       <w:br/>
     </w:r>
